--- a/天罡.docx
+++ b/天罡.docx
@@ -482,7 +482,7 @@
           <w:szCs w:val="18"/>
           <w:lang w:val="en-US" w:eastAsia="zh-CN"/>
         </w:rPr>
-        <w:t>【天罡要素】：天罡，太乙，腾光，小吉，传送，从魁，河魁，登时，神后，大吉，功曹，太冲</w:t>
+        <w:t>【天罡要素】：天罡，太乙，腾光，小吉，传送，从魁，河魁，登明，神后，大吉，功曹，太冲</w:t>
       </w:r>
     </w:p>
     <w:p>
@@ -957,7 +957,7 @@
                 <w:vertAlign w:val="baseline"/>
                 <w:lang w:val="en-US" w:eastAsia="zh-CN"/>
               </w:rPr>
-              <w:t>登时</w:t>
+              <w:t>登明</w:t>
             </w:r>
           </w:p>
         </w:tc>
@@ -4115,7 +4115,7 @@
                 <w:vertAlign w:val="baseline"/>
                 <w:lang w:val="en-US" w:eastAsia="zh-CN"/>
               </w:rPr>
-              <w:t>登时</w:t>
+              <w:t>登明</w:t>
             </w:r>
           </w:p>
           <w:p>
@@ -15088,7 +15088,7 @@
                 <w:vertAlign w:val="baseline"/>
                 <w:lang w:val="en-US" w:eastAsia="zh-CN"/>
               </w:rPr>
-              <w:t>登时</w:t>
+              <w:t>登明</w:t>
             </w:r>
           </w:p>
         </w:tc>
@@ -15539,7 +15539,7 @@
                 <w:vertAlign w:val="baseline"/>
                 <w:lang w:val="en-US" w:eastAsia="zh-CN"/>
               </w:rPr>
-              <w:t>登时</w:t>
+              <w:t>登明</w:t>
             </w:r>
           </w:p>
           <w:p>
